--- a/assets/blueclaw-workspace/skills/paperwork/assets/templates/nda.docx
+++ b/assets/blueclaw-workspace/skills/paperwork/assets/templates/nda.docx
@@ -6,6 +6,9 @@
       <w:pPr>
         <w:spacing w:after="360"/>
         <w:jc w:val="center"/>
+        <w:pBdr>
+          <w:bottom w:val="single" w:sz="12" w:space="8" w:color="1C2430"/>
+        </w:pBdr>
       </w:pPr>
       <w:r>
         <w:rPr>
@@ -262,6 +265,9 @@
     </w:p>
     <w:p/>
     <w:p>
+      <w:pPr>
+        <w:jc w:val="center"/>
+      </w:pPr>
       <w:r>
         <w:t>{{ contractDate }}</w:t>
       </w:r>
@@ -285,6 +291,7 @@
           <w:p>
             <w:pPr>
               <w:spacing w:after="40"/>
+              <w:jc w:val="left"/>
             </w:pPr>
             <w:r/>
             <w:r>
@@ -297,6 +304,7 @@
           <w:p>
             <w:pPr>
               <w:spacing w:after="40"/>
+              <w:jc w:val="left"/>
             </w:pPr>
             <w:r>
               <w:t>명칭: {{ partyAName }}</w:t>
@@ -305,6 +313,7 @@
           <w:p>
             <w:pPr>
               <w:spacing w:after="40"/>
+              <w:jc w:val="left"/>
             </w:pPr>
             <w:r>
               <w:t>주소: {{ partyAAddress }}</w:t>
@@ -313,6 +322,7 @@
           <w:p>
             <w:pPr>
               <w:spacing w:after="40"/>
+              <w:jc w:val="left"/>
             </w:pPr>
             <w:r>
               <w:t>대표자: {{ partyARepresentative }} (인)</w:t>
@@ -326,6 +336,7 @@
           <w:p>
             <w:pPr>
               <w:spacing w:after="40"/>
+              <w:jc w:val="left"/>
             </w:pPr>
             <w:r/>
             <w:r>
@@ -338,6 +349,7 @@
           <w:p>
             <w:pPr>
               <w:spacing w:after="40"/>
+              <w:jc w:val="left"/>
             </w:pPr>
             <w:r>
               <w:t>명칭: {{ partyBName }}</w:t>
@@ -346,6 +358,7 @@
           <w:p>
             <w:pPr>
               <w:spacing w:after="40"/>
+              <w:jc w:val="left"/>
             </w:pPr>
             <w:r>
               <w:t>주소: {{ partyBAddress }}</w:t>
@@ -354,6 +367,7 @@
           <w:p>
             <w:pPr>
               <w:spacing w:after="40"/>
+              <w:jc w:val="left"/>
             </w:pPr>
             <w:r>
               <w:t>대표자: {{ partyBRepresentative }} (인)</w:t>
@@ -736,10 +750,11 @@
     <w:qFormat/>
     <w:rsid w:val="00FC693F"/>
     <w:pPr>
-      <w:spacing w:after="80" w:line="300" w:lineRule="auto"/>
+      <w:spacing w:after="80" w:line="312" w:lineRule="auto"/>
+      <w:jc w:val="both"/>
     </w:pPr>
     <w:rPr>
-      <w:rFonts w:ascii="Noto Sans CJK KR" w:hAnsi="Noto Sans CJK KR" w:eastAsia="Noto Sans CJK KR"/>
+      <w:rFonts w:ascii="맑은 고딕" w:hAnsi="맑은 고딕" w:eastAsia="맑은 고딕"/>
       <w:color w:val="1C2430"/>
       <w:sz w:val="21"/>
     </w:rPr>
